--- a/19-40885-2_turna_InternshipReport.docx
+++ b/19-40885-2_turna_InternshipReport.docx
@@ -1,6 +1,6 @@
 
 <file path=word/document.xml><?xml version="1.0" encoding="utf-8"?>
-<w:document xmlns:wpc="http://schemas.microsoft.com/office/word/2010/wordprocessingCanvas" xmlns:cx="http://schemas.microsoft.com/office/drawing/2014/chartex" xmlns:cx1="http://schemas.microsoft.com/office/drawing/2015/9/8/chartex" xmlns:cx2="http://schemas.microsoft.com/office/drawing/2015/10/21/chartex" xmlns:cx3="http://schemas.microsoft.com/office/drawing/2016/5/9/chartex" xmlns:cx4="http://schemas.microsoft.com/office/drawing/2016/5/10/chartex" xmlns:cx5="http://schemas.microsoft.com/office/drawing/2016/5/11/chartex" xmlns:cx6="http://schemas.microsoft.com/office/drawing/2016/5/12/chartex" xmlns:cx7="http://schemas.microsoft.com/office/drawing/2016/5/13/chartex" xmlns:cx8="http://schemas.microsoft.com/office/drawing/2016/5/14/chartex" xmlns:mc="http://schemas.openxmlformats.org/markup-compatibility/2006" xmlns:aink="http://schemas.microsoft.com/office/drawing/2016/ink" xmlns:am3d="http://schemas.microsoft.com/office/drawing/2017/model3d" xmlns:o="urn:schemas-microsoft-com:office:office" xmlns:oel="http://schemas.microsoft.com/office/2019/extlst" xmlns:r="http://schemas.openxmlformats.org/officeDocument/2006/relationships" xmlns:m="http://schemas.openxmlformats.org/officeDocument/2006/math" xmlns:v="urn:schemas-microsoft-com:vml" xmlns:wp14="http://schemas.microsoft.com/office/word/2010/wordprocessingDrawing" xmlns:wp="http://schemas.openxmlformats.org/drawingml/2006/wordprocessingDrawing" xmlns:w10="urn:schemas-microsoft-com:office:word" xmlns:w="http://schemas.openxmlformats.org/wordprocessingml/2006/main" xmlns:w14="http://schemas.microsoft.com/office/word/2010/wordml" xmlns:w15="http://schemas.microsoft.com/office/word/2012/wordml" xmlns:w16cex="http://schemas.microsoft.com/office/word/2018/wordml/cex" xmlns:w16cid="http://schemas.microsoft.com/office/word/2016/wordml/cid" xmlns:w16="http://schemas.microsoft.com/office/word/2018/wordml" xmlns:w16du="http://schemas.microsoft.com/office/word/2023/wordml/word16du" xmlns:w16sdtdh="http://schemas.microsoft.com/office/word/2020/wordml/sdtdatahash" xmlns:w16se="http://schemas.microsoft.com/office/word/2015/wordml/symex" xmlns:wpg="http://schemas.microsoft.com/office/word/2010/wordprocessingGroup" xmlns:wpi="http://schemas.microsoft.com/office/word/2010/wordprocessingInk" xmlns:wne="http://schemas.microsoft.com/office/word/2006/wordml" xmlns:wps="http://schemas.microsoft.com/office/word/2010/wordprocessingShape" mc:Ignorable="w14 w15 w16se w16cid w16 w16cex w16sdtdh wp14">
+<w:document xmlns:wpc="http://schemas.microsoft.com/office/word/2010/wordprocessingCanvas" xmlns:cx="http://schemas.microsoft.com/office/drawing/2014/chartex" xmlns:cx1="http://schemas.microsoft.com/office/drawing/2015/9/8/chartex" xmlns:cx2="http://schemas.microsoft.com/office/drawing/2015/10/21/chartex" xmlns:cx3="http://schemas.microsoft.com/office/drawing/2016/5/9/chartex" xmlns:cx4="http://schemas.microsoft.com/office/drawing/2016/5/10/chartex" xmlns:cx5="http://schemas.microsoft.com/office/drawing/2016/5/11/chartex" xmlns:cx6="http://schemas.microsoft.com/office/drawing/2016/5/12/chartex" xmlns:cx7="http://schemas.microsoft.com/office/drawing/2016/5/13/chartex" xmlns:cx8="http://schemas.microsoft.com/office/drawing/2016/5/14/chartex" xmlns:mc="http://schemas.openxmlformats.org/markup-compatibility/2006" xmlns:aink="http://schemas.microsoft.com/office/drawing/2016/ink" xmlns:am3d="http://schemas.microsoft.com/office/drawing/2017/model3d" xmlns:o="urn:schemas-microsoft-com:office:office" xmlns:r="http://schemas.openxmlformats.org/officeDocument/2006/relationships" xmlns:m="http://schemas.openxmlformats.org/officeDocument/2006/math" xmlns:v="urn:schemas-microsoft-com:vml" xmlns:wp14="http://schemas.microsoft.com/office/word/2010/wordprocessingDrawing" xmlns:wp="http://schemas.openxmlformats.org/drawingml/2006/wordprocessingDrawing" xmlns:w10="urn:schemas-microsoft-com:office:word" xmlns:w="http://schemas.openxmlformats.org/wordprocessingml/2006/main" xmlns:w14="http://schemas.microsoft.com/office/word/2010/wordml" xmlns:w15="http://schemas.microsoft.com/office/word/2012/wordml" xmlns:w16cid="http://schemas.microsoft.com/office/word/2016/wordml/cid" xmlns:w16se="http://schemas.microsoft.com/office/word/2015/wordml/symex" xmlns:wpg="http://schemas.microsoft.com/office/word/2010/wordprocessingGroup" xmlns:wpi="http://schemas.microsoft.com/office/word/2010/wordprocessingInk" xmlns:wne="http://schemas.microsoft.com/office/word/2006/wordml" xmlns:wps="http://schemas.microsoft.com/office/word/2010/wordprocessingShape" mc:Ignorable="w14 w15 w16se w16cid wp14">
   <w:body>
     <w:p>
       <w:pPr>
@@ -4987,15 +4987,7 @@
                 <w:sz w:val="22"/>
                 <w:szCs w:val="22"/>
               </w:rPr>
-              <w:t>Assigned task-0</w:t>
-            </w:r>
-            <w:r>
-              <w:rPr>
-                <w:b/>
-                <w:sz w:val="22"/>
-                <w:szCs w:val="22"/>
-              </w:rPr>
-              <w:t>1</w:t>
+              <w:t>Assigned task-01</w:t>
             </w:r>
           </w:p>
         </w:tc>
@@ -5952,6 +5944,7 @@
           <w:szCs w:val="22"/>
         </w:rPr>
       </w:pPr>
+      <w:bookmarkStart w:id="4" w:name="_GoBack"/>
       <w:r>
         <w:rPr>
           <w:bCs/>
@@ -5968,6 +5961,7 @@
         <w:t>American International University-Bangladesh (AIUB) offers internships to help its students finish their bachelor's degree by providing them with practical experience.</w:t>
       </w:r>
     </w:p>
+    <w:bookmarkEnd w:id="4"/>
     <w:p>
       <w:pPr>
         <w:spacing w:before="120" w:after="120" w:line="360" w:lineRule="auto"/>
@@ -6976,16 +6970,7 @@
           <w:szCs w:val="22"/>
           <w:lang w:val="en-GB"/>
         </w:rPr>
-        <w:t>Nitish Ranjan Bhowmik</w:t>
-      </w:r>
-      <w:r>
-        <w:rPr>
-          <w:b/>
-          <w:sz w:val="22"/>
-          <w:szCs w:val="22"/>
-          <w:lang w:val="en-GB"/>
-        </w:rPr>
-        <w:t xml:space="preserve"> </w:t>
+        <w:t xml:space="preserve">Nitish Ranjan Bhowmik </w:t>
       </w:r>
       <w:r>
         <w:rPr>
@@ -7233,21 +7218,7 @@
           <w:sz w:val="22"/>
           <w:szCs w:val="22"/>
         </w:rPr>
-        <w:t>This department</w:t>
-      </w:r>
-      <w:r>
-        <w:rPr>
-          <w:sz w:val="22"/>
-          <w:szCs w:val="22"/>
-        </w:rPr>
-        <w:t xml:space="preserve"> justifie</w:t>
-      </w:r>
-      <w:r>
-        <w:rPr>
-          <w:sz w:val="22"/>
-          <w:szCs w:val="22"/>
-        </w:rPr>
-        <w:t xml:space="preserve">s software requirements, designs databases and then sends the designs to the programming department. Programming department then builds applications according to the designs. </w:t>
+        <w:t xml:space="preserve">This department justifies software requirements, designs databases and then sends the designs to the programming department. Programming department then builds applications according to the designs. </w:t>
       </w:r>
     </w:p>
     <w:p>
@@ -7491,21 +7462,7 @@
           <w:sz w:val="22"/>
           <w:szCs w:val="22"/>
         </w:rPr>
-        <w:t xml:space="preserve"> sir, assistant programmer, </w:t>
-      </w:r>
-      <w:r>
-        <w:rPr>
-          <w:sz w:val="22"/>
-          <w:szCs w:val="22"/>
-        </w:rPr>
-        <w:t>supervised me in this department</w:t>
-      </w:r>
-      <w:r>
-        <w:rPr>
-          <w:sz w:val="22"/>
-          <w:szCs w:val="22"/>
-        </w:rPr>
-        <w:t xml:space="preserve">. He gave me the idea what innovation means. I used to think innovation is something connected with technology, but I was wrong. Innovation can be achieved without technology as well. From him I got to know few innovations that </w:t>
+        <w:t xml:space="preserve"> sir, assistant programmer, supervised me in this department. He gave me the idea what innovation means. I used to think innovation is something connected with technology, but I was wrong. Innovation can be achieved without technology as well. From him I got to know few innovations that </w:t>
       </w:r>
       <w:r>
         <w:rPr>
@@ -7860,35 +7817,7 @@
           <w:sz w:val="22"/>
           <w:szCs w:val="22"/>
         </w:rPr>
-        <w:t>. I checked the share market as well. I made a curve of the trend of share market as well. I also did the job of organizing files by numbering them. I also helped in making</w:t>
-      </w:r>
-      <w:r>
-        <w:rPr>
-          <w:sz w:val="22"/>
-          <w:szCs w:val="22"/>
-        </w:rPr>
-        <w:t xml:space="preserve"> the</w:t>
-      </w:r>
-      <w:r>
-        <w:rPr>
-          <w:sz w:val="22"/>
-          <w:szCs w:val="22"/>
-        </w:rPr>
-        <w:t xml:space="preserve"> </w:t>
-      </w:r>
-      <w:r>
-        <w:rPr>
-          <w:sz w:val="22"/>
-          <w:szCs w:val="22"/>
-        </w:rPr>
-        <w:t>presentation</w:t>
-      </w:r>
-      <w:r>
-        <w:rPr>
-          <w:sz w:val="22"/>
-          <w:szCs w:val="22"/>
-        </w:rPr>
-        <w:t xml:space="preserve"> slide for the recent seminar arranged by the innovation cell.</w:t>
+        <w:t>. I checked the share market as well. I made a curve of the trend of share market as well. I also did the job of organizing files by numbering them. I also helped in making the presentation slide for the recent seminar arranged by the innovation cell.</w:t>
       </w:r>
     </w:p>
     <w:p>
@@ -9154,7 +9083,7 @@
 </file>
 
 <file path=word/endnotes.xml><?xml version="1.0" encoding="utf-8"?>
-<w:endnotes xmlns:wpc="http://schemas.microsoft.com/office/word/2010/wordprocessingCanvas" xmlns:cx="http://schemas.microsoft.com/office/drawing/2014/chartex" xmlns:cx1="http://schemas.microsoft.com/office/drawing/2015/9/8/chartex" xmlns:cx2="http://schemas.microsoft.com/office/drawing/2015/10/21/chartex" xmlns:cx3="http://schemas.microsoft.com/office/drawing/2016/5/9/chartex" xmlns:cx4="http://schemas.microsoft.com/office/drawing/2016/5/10/chartex" xmlns:cx5="http://schemas.microsoft.com/office/drawing/2016/5/11/chartex" xmlns:cx6="http://schemas.microsoft.com/office/drawing/2016/5/12/chartex" xmlns:cx7="http://schemas.microsoft.com/office/drawing/2016/5/13/chartex" xmlns:cx8="http://schemas.microsoft.com/office/drawing/2016/5/14/chartex" xmlns:mc="http://schemas.openxmlformats.org/markup-compatibility/2006" xmlns:aink="http://schemas.microsoft.com/office/drawing/2016/ink" xmlns:am3d="http://schemas.microsoft.com/office/drawing/2017/model3d" xmlns:o="urn:schemas-microsoft-com:office:office" xmlns:oel="http://schemas.microsoft.com/office/2019/extlst" xmlns:r="http://schemas.openxmlformats.org/officeDocument/2006/relationships" xmlns:m="http://schemas.openxmlformats.org/officeDocument/2006/math" xmlns:v="urn:schemas-microsoft-com:vml" xmlns:wp14="http://schemas.microsoft.com/office/word/2010/wordprocessingDrawing" xmlns:wp="http://schemas.openxmlformats.org/drawingml/2006/wordprocessingDrawing" xmlns:w10="urn:schemas-microsoft-com:office:word" xmlns:w="http://schemas.openxmlformats.org/wordprocessingml/2006/main" xmlns:w14="http://schemas.microsoft.com/office/word/2010/wordml" xmlns:w15="http://schemas.microsoft.com/office/word/2012/wordml" xmlns:w16cex="http://schemas.microsoft.com/office/word/2018/wordml/cex" xmlns:w16cid="http://schemas.microsoft.com/office/word/2016/wordml/cid" xmlns:w16="http://schemas.microsoft.com/office/word/2018/wordml" xmlns:w16du="http://schemas.microsoft.com/office/word/2023/wordml/word16du" xmlns:w16sdtdh="http://schemas.microsoft.com/office/word/2020/wordml/sdtdatahash" xmlns:w16se="http://schemas.microsoft.com/office/word/2015/wordml/symex" xmlns:wpg="http://schemas.microsoft.com/office/word/2010/wordprocessingGroup" xmlns:wpi="http://schemas.microsoft.com/office/word/2010/wordprocessingInk" xmlns:wne="http://schemas.microsoft.com/office/word/2006/wordml" xmlns:wps="http://schemas.microsoft.com/office/word/2010/wordprocessingShape" mc:Ignorable="w14 w15 w16se w16cid w16 w16cex w16sdtdh wp14">
+<w:endnotes xmlns:wpc="http://schemas.microsoft.com/office/word/2010/wordprocessingCanvas" xmlns:cx="http://schemas.microsoft.com/office/drawing/2014/chartex" xmlns:cx1="http://schemas.microsoft.com/office/drawing/2015/9/8/chartex" xmlns:cx2="http://schemas.microsoft.com/office/drawing/2015/10/21/chartex" xmlns:cx3="http://schemas.microsoft.com/office/drawing/2016/5/9/chartex" xmlns:cx4="http://schemas.microsoft.com/office/drawing/2016/5/10/chartex" xmlns:cx5="http://schemas.microsoft.com/office/drawing/2016/5/11/chartex" xmlns:cx6="http://schemas.microsoft.com/office/drawing/2016/5/12/chartex" xmlns:cx7="http://schemas.microsoft.com/office/drawing/2016/5/13/chartex" xmlns:cx8="http://schemas.microsoft.com/office/drawing/2016/5/14/chartex" xmlns:mc="http://schemas.openxmlformats.org/markup-compatibility/2006" xmlns:aink="http://schemas.microsoft.com/office/drawing/2016/ink" xmlns:am3d="http://schemas.microsoft.com/office/drawing/2017/model3d" xmlns:o="urn:schemas-microsoft-com:office:office" xmlns:r="http://schemas.openxmlformats.org/officeDocument/2006/relationships" xmlns:m="http://schemas.openxmlformats.org/officeDocument/2006/math" xmlns:v="urn:schemas-microsoft-com:vml" xmlns:wp14="http://schemas.microsoft.com/office/word/2010/wordprocessingDrawing" xmlns:wp="http://schemas.openxmlformats.org/drawingml/2006/wordprocessingDrawing" xmlns:w10="urn:schemas-microsoft-com:office:word" xmlns:w="http://schemas.openxmlformats.org/wordprocessingml/2006/main" xmlns:w14="http://schemas.microsoft.com/office/word/2010/wordml" xmlns:w15="http://schemas.microsoft.com/office/word/2012/wordml" xmlns:w16cid="http://schemas.microsoft.com/office/word/2016/wordml/cid" xmlns:w16se="http://schemas.microsoft.com/office/word/2015/wordml/symex" xmlns:wpg="http://schemas.microsoft.com/office/word/2010/wordprocessingGroup" xmlns:wpi="http://schemas.microsoft.com/office/word/2010/wordprocessingInk" xmlns:wne="http://schemas.microsoft.com/office/word/2006/wordml" xmlns:wps="http://schemas.microsoft.com/office/word/2010/wordprocessingShape" mc:Ignorable="w14 w15 w16se w16cid wp14">
   <w:endnote w:type="separator" w:id="-1">
     <w:p>
       <w:r>
@@ -9173,7 +9102,7 @@
 </file>
 
 <file path=word/footer1.xml><?xml version="1.0" encoding="utf-8"?>
-<w:ftr xmlns:wpc="http://schemas.microsoft.com/office/word/2010/wordprocessingCanvas" xmlns:cx="http://schemas.microsoft.com/office/drawing/2014/chartex" xmlns:cx1="http://schemas.microsoft.com/office/drawing/2015/9/8/chartex" xmlns:cx2="http://schemas.microsoft.com/office/drawing/2015/10/21/chartex" xmlns:cx3="http://schemas.microsoft.com/office/drawing/2016/5/9/chartex" xmlns:cx4="http://schemas.microsoft.com/office/drawing/2016/5/10/chartex" xmlns:cx5="http://schemas.microsoft.com/office/drawing/2016/5/11/chartex" xmlns:cx6="http://schemas.microsoft.com/office/drawing/2016/5/12/chartex" xmlns:cx7="http://schemas.microsoft.com/office/drawing/2016/5/13/chartex" xmlns:cx8="http://schemas.microsoft.com/office/drawing/2016/5/14/chartex" xmlns:mc="http://schemas.openxmlformats.org/markup-compatibility/2006" xmlns:aink="http://schemas.microsoft.com/office/drawing/2016/ink" xmlns:am3d="http://schemas.microsoft.com/office/drawing/2017/model3d" xmlns:o="urn:schemas-microsoft-com:office:office" xmlns:oel="http://schemas.microsoft.com/office/2019/extlst" xmlns:r="http://schemas.openxmlformats.org/officeDocument/2006/relationships" xmlns:m="http://schemas.openxmlformats.org/officeDocument/2006/math" xmlns:v="urn:schemas-microsoft-com:vml" xmlns:wp14="http://schemas.microsoft.com/office/word/2010/wordprocessingDrawing" xmlns:wp="http://schemas.openxmlformats.org/drawingml/2006/wordprocessingDrawing" xmlns:w10="urn:schemas-microsoft-com:office:word" xmlns:w="http://schemas.openxmlformats.org/wordprocessingml/2006/main" xmlns:w14="http://schemas.microsoft.com/office/word/2010/wordml" xmlns:w15="http://schemas.microsoft.com/office/word/2012/wordml" xmlns:w16cex="http://schemas.microsoft.com/office/word/2018/wordml/cex" xmlns:w16cid="http://schemas.microsoft.com/office/word/2016/wordml/cid" xmlns:w16="http://schemas.microsoft.com/office/word/2018/wordml" xmlns:w16du="http://schemas.microsoft.com/office/word/2023/wordml/word16du" xmlns:w16sdtdh="http://schemas.microsoft.com/office/word/2020/wordml/sdtdatahash" xmlns:w16se="http://schemas.microsoft.com/office/word/2015/wordml/symex" xmlns:wpg="http://schemas.microsoft.com/office/word/2010/wordprocessingGroup" xmlns:wpi="http://schemas.microsoft.com/office/word/2010/wordprocessingInk" xmlns:wne="http://schemas.microsoft.com/office/word/2006/wordml" xmlns:wps="http://schemas.microsoft.com/office/word/2010/wordprocessingShape" mc:Ignorable="w14 w15 w16se w16cid w16 w16cex w16sdtdh wp14">
+<w:ftr xmlns:wpc="http://schemas.microsoft.com/office/word/2010/wordprocessingCanvas" xmlns:cx="http://schemas.microsoft.com/office/drawing/2014/chartex" xmlns:cx1="http://schemas.microsoft.com/office/drawing/2015/9/8/chartex" xmlns:cx2="http://schemas.microsoft.com/office/drawing/2015/10/21/chartex" xmlns:cx3="http://schemas.microsoft.com/office/drawing/2016/5/9/chartex" xmlns:cx4="http://schemas.microsoft.com/office/drawing/2016/5/10/chartex" xmlns:cx5="http://schemas.microsoft.com/office/drawing/2016/5/11/chartex" xmlns:cx6="http://schemas.microsoft.com/office/drawing/2016/5/12/chartex" xmlns:cx7="http://schemas.microsoft.com/office/drawing/2016/5/13/chartex" xmlns:cx8="http://schemas.microsoft.com/office/drawing/2016/5/14/chartex" xmlns:mc="http://schemas.openxmlformats.org/markup-compatibility/2006" xmlns:aink="http://schemas.microsoft.com/office/drawing/2016/ink" xmlns:am3d="http://schemas.microsoft.com/office/drawing/2017/model3d" xmlns:o="urn:schemas-microsoft-com:office:office" xmlns:r="http://schemas.openxmlformats.org/officeDocument/2006/relationships" xmlns:m="http://schemas.openxmlformats.org/officeDocument/2006/math" xmlns:v="urn:schemas-microsoft-com:vml" xmlns:wp14="http://schemas.microsoft.com/office/word/2010/wordprocessingDrawing" xmlns:wp="http://schemas.openxmlformats.org/drawingml/2006/wordprocessingDrawing" xmlns:w10="urn:schemas-microsoft-com:office:word" xmlns:w="http://schemas.openxmlformats.org/wordprocessingml/2006/main" xmlns:w14="http://schemas.microsoft.com/office/word/2010/wordml" xmlns:w15="http://schemas.microsoft.com/office/word/2012/wordml" xmlns:w16cid="http://schemas.microsoft.com/office/word/2016/wordml/cid" xmlns:w16se="http://schemas.microsoft.com/office/word/2015/wordml/symex" xmlns:wpg="http://schemas.microsoft.com/office/word/2010/wordprocessingGroup" xmlns:wpi="http://schemas.microsoft.com/office/word/2010/wordprocessingInk" xmlns:wne="http://schemas.microsoft.com/office/word/2006/wordml" xmlns:wps="http://schemas.microsoft.com/office/word/2010/wordprocessingShape" mc:Ignorable="w14 w15 w16se w16cid wp14">
   <w:p>
     <w:pPr>
       <w:pStyle w:val="Footer"/>
@@ -9313,7 +9242,7 @@
 </file>
 
 <file path=word/footnotes.xml><?xml version="1.0" encoding="utf-8"?>
-<w:footnotes xmlns:wpc="http://schemas.microsoft.com/office/word/2010/wordprocessingCanvas" xmlns:cx="http://schemas.microsoft.com/office/drawing/2014/chartex" xmlns:cx1="http://schemas.microsoft.com/office/drawing/2015/9/8/chartex" xmlns:cx2="http://schemas.microsoft.com/office/drawing/2015/10/21/chartex" xmlns:cx3="http://schemas.microsoft.com/office/drawing/2016/5/9/chartex" xmlns:cx4="http://schemas.microsoft.com/office/drawing/2016/5/10/chartex" xmlns:cx5="http://schemas.microsoft.com/office/drawing/2016/5/11/chartex" xmlns:cx6="http://schemas.microsoft.com/office/drawing/2016/5/12/chartex" xmlns:cx7="http://schemas.microsoft.com/office/drawing/2016/5/13/chartex" xmlns:cx8="http://schemas.microsoft.com/office/drawing/2016/5/14/chartex" xmlns:mc="http://schemas.openxmlformats.org/markup-compatibility/2006" xmlns:aink="http://schemas.microsoft.com/office/drawing/2016/ink" xmlns:am3d="http://schemas.microsoft.com/office/drawing/2017/model3d" xmlns:o="urn:schemas-microsoft-com:office:office" xmlns:oel="http://schemas.microsoft.com/office/2019/extlst" xmlns:r="http://schemas.openxmlformats.org/officeDocument/2006/relationships" xmlns:m="http://schemas.openxmlformats.org/officeDocument/2006/math" xmlns:v="urn:schemas-microsoft-com:vml" xmlns:wp14="http://schemas.microsoft.com/office/word/2010/wordprocessingDrawing" xmlns:wp="http://schemas.openxmlformats.org/drawingml/2006/wordprocessingDrawing" xmlns:w10="urn:schemas-microsoft-com:office:word" xmlns:w="http://schemas.openxmlformats.org/wordprocessingml/2006/main" xmlns:w14="http://schemas.microsoft.com/office/word/2010/wordml" xmlns:w15="http://schemas.microsoft.com/office/word/2012/wordml" xmlns:w16cex="http://schemas.microsoft.com/office/word/2018/wordml/cex" xmlns:w16cid="http://schemas.microsoft.com/office/word/2016/wordml/cid" xmlns:w16="http://schemas.microsoft.com/office/word/2018/wordml" xmlns:w16du="http://schemas.microsoft.com/office/word/2023/wordml/word16du" xmlns:w16sdtdh="http://schemas.microsoft.com/office/word/2020/wordml/sdtdatahash" xmlns:w16se="http://schemas.microsoft.com/office/word/2015/wordml/symex" xmlns:wpg="http://schemas.microsoft.com/office/word/2010/wordprocessingGroup" xmlns:wpi="http://schemas.microsoft.com/office/word/2010/wordprocessingInk" xmlns:wne="http://schemas.microsoft.com/office/word/2006/wordml" xmlns:wps="http://schemas.microsoft.com/office/word/2010/wordprocessingShape" mc:Ignorable="w14 w15 w16se w16cid w16 w16cex w16sdtdh wp14">
+<w:footnotes xmlns:wpc="http://schemas.microsoft.com/office/word/2010/wordprocessingCanvas" xmlns:cx="http://schemas.microsoft.com/office/drawing/2014/chartex" xmlns:cx1="http://schemas.microsoft.com/office/drawing/2015/9/8/chartex" xmlns:cx2="http://schemas.microsoft.com/office/drawing/2015/10/21/chartex" xmlns:cx3="http://schemas.microsoft.com/office/drawing/2016/5/9/chartex" xmlns:cx4="http://schemas.microsoft.com/office/drawing/2016/5/10/chartex" xmlns:cx5="http://schemas.microsoft.com/office/drawing/2016/5/11/chartex" xmlns:cx6="http://schemas.microsoft.com/office/drawing/2016/5/12/chartex" xmlns:cx7="http://schemas.microsoft.com/office/drawing/2016/5/13/chartex" xmlns:cx8="http://schemas.microsoft.com/office/drawing/2016/5/14/chartex" xmlns:mc="http://schemas.openxmlformats.org/markup-compatibility/2006" xmlns:aink="http://schemas.microsoft.com/office/drawing/2016/ink" xmlns:am3d="http://schemas.microsoft.com/office/drawing/2017/model3d" xmlns:o="urn:schemas-microsoft-com:office:office" xmlns:r="http://schemas.openxmlformats.org/officeDocument/2006/relationships" xmlns:m="http://schemas.openxmlformats.org/officeDocument/2006/math" xmlns:v="urn:schemas-microsoft-com:vml" xmlns:wp14="http://schemas.microsoft.com/office/word/2010/wordprocessingDrawing" xmlns:wp="http://schemas.openxmlformats.org/drawingml/2006/wordprocessingDrawing" xmlns:w10="urn:schemas-microsoft-com:office:word" xmlns:w="http://schemas.openxmlformats.org/wordprocessingml/2006/main" xmlns:w14="http://schemas.microsoft.com/office/word/2010/wordml" xmlns:w15="http://schemas.microsoft.com/office/word/2012/wordml" xmlns:w16cid="http://schemas.microsoft.com/office/word/2016/wordml/cid" xmlns:w16se="http://schemas.microsoft.com/office/word/2015/wordml/symex" xmlns:wpg="http://schemas.microsoft.com/office/word/2010/wordprocessingGroup" xmlns:wpi="http://schemas.microsoft.com/office/word/2010/wordprocessingInk" xmlns:wne="http://schemas.microsoft.com/office/word/2006/wordml" xmlns:wps="http://schemas.microsoft.com/office/word/2010/wordprocessingShape" mc:Ignorable="w14 w15 w16se w16cid wp14">
   <w:footnote w:type="separator" w:id="-1">
     <w:p>
       <w:r>
@@ -9332,7 +9261,7 @@
 </file>
 
 <file path=word/header1.xml><?xml version="1.0" encoding="utf-8"?>
-<w:hdr xmlns:wpc="http://schemas.microsoft.com/office/word/2010/wordprocessingCanvas" xmlns:cx="http://schemas.microsoft.com/office/drawing/2014/chartex" xmlns:cx1="http://schemas.microsoft.com/office/drawing/2015/9/8/chartex" xmlns:cx2="http://schemas.microsoft.com/office/drawing/2015/10/21/chartex" xmlns:cx3="http://schemas.microsoft.com/office/drawing/2016/5/9/chartex" xmlns:cx4="http://schemas.microsoft.com/office/drawing/2016/5/10/chartex" xmlns:cx5="http://schemas.microsoft.com/office/drawing/2016/5/11/chartex" xmlns:cx6="http://schemas.microsoft.com/office/drawing/2016/5/12/chartex" xmlns:cx7="http://schemas.microsoft.com/office/drawing/2016/5/13/chartex" xmlns:cx8="http://schemas.microsoft.com/office/drawing/2016/5/14/chartex" xmlns:mc="http://schemas.openxmlformats.org/markup-compatibility/2006" xmlns:aink="http://schemas.microsoft.com/office/drawing/2016/ink" xmlns:am3d="http://schemas.microsoft.com/office/drawing/2017/model3d" xmlns:o="urn:schemas-microsoft-com:office:office" xmlns:oel="http://schemas.microsoft.com/office/2019/extlst" xmlns:r="http://schemas.openxmlformats.org/officeDocument/2006/relationships" xmlns:m="http://schemas.openxmlformats.org/officeDocument/2006/math" xmlns:v="urn:schemas-microsoft-com:vml" xmlns:wp14="http://schemas.microsoft.com/office/word/2010/wordprocessingDrawing" xmlns:wp="http://schemas.openxmlformats.org/drawingml/2006/wordprocessingDrawing" xmlns:w10="urn:schemas-microsoft-com:office:word" xmlns:w="http://schemas.openxmlformats.org/wordprocessingml/2006/main" xmlns:w14="http://schemas.microsoft.com/office/word/2010/wordml" xmlns:w15="http://schemas.microsoft.com/office/word/2012/wordml" xmlns:w16cex="http://schemas.microsoft.com/office/word/2018/wordml/cex" xmlns:w16cid="http://schemas.microsoft.com/office/word/2016/wordml/cid" xmlns:w16="http://schemas.microsoft.com/office/word/2018/wordml" xmlns:w16du="http://schemas.microsoft.com/office/word/2023/wordml/word16du" xmlns:w16sdtdh="http://schemas.microsoft.com/office/word/2020/wordml/sdtdatahash" xmlns:w16se="http://schemas.microsoft.com/office/word/2015/wordml/symex" xmlns:wpg="http://schemas.microsoft.com/office/word/2010/wordprocessingGroup" xmlns:wpi="http://schemas.microsoft.com/office/word/2010/wordprocessingInk" xmlns:wne="http://schemas.microsoft.com/office/word/2006/wordml" xmlns:wps="http://schemas.microsoft.com/office/word/2010/wordprocessingShape" mc:Ignorable="w14 w15 w16se w16cid w16 w16cex w16sdtdh wp14">
+<w:hdr xmlns:wpc="http://schemas.microsoft.com/office/word/2010/wordprocessingCanvas" xmlns:cx="http://schemas.microsoft.com/office/drawing/2014/chartex" xmlns:cx1="http://schemas.microsoft.com/office/drawing/2015/9/8/chartex" xmlns:cx2="http://schemas.microsoft.com/office/drawing/2015/10/21/chartex" xmlns:cx3="http://schemas.microsoft.com/office/drawing/2016/5/9/chartex" xmlns:cx4="http://schemas.microsoft.com/office/drawing/2016/5/10/chartex" xmlns:cx5="http://schemas.microsoft.com/office/drawing/2016/5/11/chartex" xmlns:cx6="http://schemas.microsoft.com/office/drawing/2016/5/12/chartex" xmlns:cx7="http://schemas.microsoft.com/office/drawing/2016/5/13/chartex" xmlns:cx8="http://schemas.microsoft.com/office/drawing/2016/5/14/chartex" xmlns:mc="http://schemas.openxmlformats.org/markup-compatibility/2006" xmlns:aink="http://schemas.microsoft.com/office/drawing/2016/ink" xmlns:am3d="http://schemas.microsoft.com/office/drawing/2017/model3d" xmlns:o="urn:schemas-microsoft-com:office:office" xmlns:r="http://schemas.openxmlformats.org/officeDocument/2006/relationships" xmlns:m="http://schemas.openxmlformats.org/officeDocument/2006/math" xmlns:v="urn:schemas-microsoft-com:vml" xmlns:wp14="http://schemas.microsoft.com/office/word/2010/wordprocessingDrawing" xmlns:wp="http://schemas.openxmlformats.org/drawingml/2006/wordprocessingDrawing" xmlns:w10="urn:schemas-microsoft-com:office:word" xmlns:w="http://schemas.openxmlformats.org/wordprocessingml/2006/main" xmlns:w14="http://schemas.microsoft.com/office/word/2010/wordml" xmlns:w15="http://schemas.microsoft.com/office/word/2012/wordml" xmlns:w16cid="http://schemas.microsoft.com/office/word/2016/wordml/cid" xmlns:w16se="http://schemas.microsoft.com/office/word/2015/wordml/symex" xmlns:wpg="http://schemas.microsoft.com/office/word/2010/wordprocessingGroup" xmlns:wpi="http://schemas.microsoft.com/office/word/2010/wordprocessingInk" xmlns:wne="http://schemas.microsoft.com/office/word/2006/wordml" xmlns:wps="http://schemas.microsoft.com/office/word/2010/wordprocessingShape" mc:Ignorable="w14 w15 w16se w16cid wp14">
   <w:p>
     <w:pPr>
       <w:pStyle w:val="Header"/>
@@ -9370,7 +9299,7 @@
 </file>
 
 <file path=word/numbering.xml><?xml version="1.0" encoding="utf-8"?>
-<w:numbering xmlns:wpc="http://schemas.microsoft.com/office/word/2010/wordprocessingCanvas" xmlns:cx="http://schemas.microsoft.com/office/drawing/2014/chartex" xmlns:cx1="http://schemas.microsoft.com/office/drawing/2015/9/8/chartex" xmlns:cx2="http://schemas.microsoft.com/office/drawing/2015/10/21/chartex" xmlns:cx3="http://schemas.microsoft.com/office/drawing/2016/5/9/chartex" xmlns:cx4="http://schemas.microsoft.com/office/drawing/2016/5/10/chartex" xmlns:cx5="http://schemas.microsoft.com/office/drawing/2016/5/11/chartex" xmlns:cx6="http://schemas.microsoft.com/office/drawing/2016/5/12/chartex" xmlns:cx7="http://schemas.microsoft.com/office/drawing/2016/5/13/chartex" xmlns:cx8="http://schemas.microsoft.com/office/drawing/2016/5/14/chartex" xmlns:mc="http://schemas.openxmlformats.org/markup-compatibility/2006" xmlns:aink="http://schemas.microsoft.com/office/drawing/2016/ink" xmlns:am3d="http://schemas.microsoft.com/office/drawing/2017/model3d" xmlns:o="urn:schemas-microsoft-com:office:office" xmlns:oel="http://schemas.microsoft.com/office/2019/extlst" xmlns:r="http://schemas.openxmlformats.org/officeDocument/2006/relationships" xmlns:m="http://schemas.openxmlformats.org/officeDocument/2006/math" xmlns:v="urn:schemas-microsoft-com:vml" xmlns:wp14="http://schemas.microsoft.com/office/word/2010/wordprocessingDrawing" xmlns:wp="http://schemas.openxmlformats.org/drawingml/2006/wordprocessingDrawing" xmlns:w10="urn:schemas-microsoft-com:office:word" xmlns:w="http://schemas.openxmlformats.org/wordprocessingml/2006/main" xmlns:w14="http://schemas.microsoft.com/office/word/2010/wordml" xmlns:w15="http://schemas.microsoft.com/office/word/2012/wordml" xmlns:w16cex="http://schemas.microsoft.com/office/word/2018/wordml/cex" xmlns:w16cid="http://schemas.microsoft.com/office/word/2016/wordml/cid" xmlns:w16="http://schemas.microsoft.com/office/word/2018/wordml" xmlns:w16du="http://schemas.microsoft.com/office/word/2023/wordml/word16du" xmlns:w16sdtdh="http://schemas.microsoft.com/office/word/2020/wordml/sdtdatahash" xmlns:w16se="http://schemas.microsoft.com/office/word/2015/wordml/symex" xmlns:wpg="http://schemas.microsoft.com/office/word/2010/wordprocessingGroup" xmlns:wpi="http://schemas.microsoft.com/office/word/2010/wordprocessingInk" xmlns:wne="http://schemas.microsoft.com/office/word/2006/wordml" xmlns:wps="http://schemas.microsoft.com/office/word/2010/wordprocessingShape" mc:Ignorable="w14 w15 w16se w16cid w16 w16cex w16sdtdh wp14">
+<w:numbering xmlns:wpc="http://schemas.microsoft.com/office/word/2010/wordprocessingCanvas" xmlns:cx="http://schemas.microsoft.com/office/drawing/2014/chartex" xmlns:cx1="http://schemas.microsoft.com/office/drawing/2015/9/8/chartex" xmlns:cx2="http://schemas.microsoft.com/office/drawing/2015/10/21/chartex" xmlns:cx3="http://schemas.microsoft.com/office/drawing/2016/5/9/chartex" xmlns:cx4="http://schemas.microsoft.com/office/drawing/2016/5/10/chartex" xmlns:cx5="http://schemas.microsoft.com/office/drawing/2016/5/11/chartex" xmlns:cx6="http://schemas.microsoft.com/office/drawing/2016/5/12/chartex" xmlns:cx7="http://schemas.microsoft.com/office/drawing/2016/5/13/chartex" xmlns:cx8="http://schemas.microsoft.com/office/drawing/2016/5/14/chartex" xmlns:mc="http://schemas.openxmlformats.org/markup-compatibility/2006" xmlns:aink="http://schemas.microsoft.com/office/drawing/2016/ink" xmlns:am3d="http://schemas.microsoft.com/office/drawing/2017/model3d" xmlns:o="urn:schemas-microsoft-com:office:office" xmlns:r="http://schemas.openxmlformats.org/officeDocument/2006/relationships" xmlns:m="http://schemas.openxmlformats.org/officeDocument/2006/math" xmlns:v="urn:schemas-microsoft-com:vml" xmlns:wp14="http://schemas.microsoft.com/office/word/2010/wordprocessingDrawing" xmlns:wp="http://schemas.openxmlformats.org/drawingml/2006/wordprocessingDrawing" xmlns:w10="urn:schemas-microsoft-com:office:word" xmlns:w="http://schemas.openxmlformats.org/wordprocessingml/2006/main" xmlns:w14="http://schemas.microsoft.com/office/word/2010/wordml" xmlns:w15="http://schemas.microsoft.com/office/word/2012/wordml" xmlns:w16cid="http://schemas.microsoft.com/office/word/2016/wordml/cid" xmlns:w16se="http://schemas.microsoft.com/office/word/2015/wordml/symex" xmlns:wpg="http://schemas.microsoft.com/office/word/2010/wordprocessingGroup" xmlns:wpi="http://schemas.microsoft.com/office/word/2010/wordprocessingInk" xmlns:wne="http://schemas.microsoft.com/office/word/2006/wordml" xmlns:wps="http://schemas.microsoft.com/office/word/2010/wordprocessingShape" mc:Ignorable="w14 w15 w16se w16cid wp14">
   <w:abstractNum w:abstractNumId="0" w15:restartNumberingAfterBreak="0">
     <w:nsid w:val="001F5BB4"/>
     <w:multiLevelType w:val="multilevel"/>
@@ -13338,128 +13267,128 @@
       </w:pPr>
     </w:lvl>
   </w:abstractNum>
-  <w:num w:numId="1" w16cid:durableId="622420647">
+  <w:num w:numId="1">
     <w:abstractNumId w:val="9"/>
   </w:num>
-  <w:num w:numId="2" w16cid:durableId="1075736040">
+  <w:num w:numId="2">
     <w:abstractNumId w:val="36"/>
   </w:num>
-  <w:num w:numId="3" w16cid:durableId="293947269">
+  <w:num w:numId="3">
     <w:abstractNumId w:val="33"/>
   </w:num>
-  <w:num w:numId="4" w16cid:durableId="1663392847">
+  <w:num w:numId="4">
     <w:abstractNumId w:val="4"/>
   </w:num>
-  <w:num w:numId="5" w16cid:durableId="1600913462">
+  <w:num w:numId="5">
     <w:abstractNumId w:val="6"/>
   </w:num>
-  <w:num w:numId="6" w16cid:durableId="1900944205">
+  <w:num w:numId="6">
     <w:abstractNumId w:val="19"/>
   </w:num>
-  <w:num w:numId="7" w16cid:durableId="1568877080">
+  <w:num w:numId="7">
     <w:abstractNumId w:val="26"/>
   </w:num>
-  <w:num w:numId="8" w16cid:durableId="2033333925">
+  <w:num w:numId="8">
     <w:abstractNumId w:val="24"/>
   </w:num>
-  <w:num w:numId="9" w16cid:durableId="1950354111">
+  <w:num w:numId="9">
     <w:abstractNumId w:val="32"/>
   </w:num>
-  <w:num w:numId="10" w16cid:durableId="1422409345">
+  <w:num w:numId="10">
     <w:abstractNumId w:val="25"/>
   </w:num>
-  <w:num w:numId="11" w16cid:durableId="936333101">
+  <w:num w:numId="11">
     <w:abstractNumId w:val="16"/>
   </w:num>
-  <w:num w:numId="12" w16cid:durableId="375590295">
+  <w:num w:numId="12">
     <w:abstractNumId w:val="28"/>
   </w:num>
-  <w:num w:numId="13" w16cid:durableId="720860820">
+  <w:num w:numId="13">
     <w:abstractNumId w:val="0"/>
   </w:num>
-  <w:num w:numId="14" w16cid:durableId="671837553">
+  <w:num w:numId="14">
     <w:abstractNumId w:val="10"/>
   </w:num>
-  <w:num w:numId="15" w16cid:durableId="227494945">
+  <w:num w:numId="15">
     <w:abstractNumId w:val="12"/>
   </w:num>
-  <w:num w:numId="16" w16cid:durableId="340395089">
+  <w:num w:numId="16">
     <w:abstractNumId w:val="37"/>
   </w:num>
-  <w:num w:numId="17" w16cid:durableId="1745448914">
+  <w:num w:numId="17">
     <w:abstractNumId w:val="2"/>
   </w:num>
-  <w:num w:numId="18" w16cid:durableId="124088518">
+  <w:num w:numId="18">
     <w:abstractNumId w:val="1"/>
   </w:num>
-  <w:num w:numId="19" w16cid:durableId="1829857851">
+  <w:num w:numId="19">
     <w:abstractNumId w:val="31"/>
   </w:num>
-  <w:num w:numId="20" w16cid:durableId="1479807326">
+  <w:num w:numId="20">
     <w:abstractNumId w:val="8"/>
   </w:num>
-  <w:num w:numId="21" w16cid:durableId="956372453">
+  <w:num w:numId="21">
     <w:abstractNumId w:val="3"/>
   </w:num>
-  <w:num w:numId="22" w16cid:durableId="56712119">
+  <w:num w:numId="22">
     <w:abstractNumId w:val="29"/>
   </w:num>
-  <w:num w:numId="23" w16cid:durableId="111483708">
+  <w:num w:numId="23">
     <w:abstractNumId w:val="23"/>
   </w:num>
-  <w:num w:numId="24" w16cid:durableId="2045251383">
+  <w:num w:numId="24">
     <w:abstractNumId w:val="7"/>
   </w:num>
-  <w:num w:numId="25" w16cid:durableId="1504083425">
+  <w:num w:numId="25">
     <w:abstractNumId w:val="11"/>
   </w:num>
-  <w:num w:numId="26" w16cid:durableId="1029256544">
+  <w:num w:numId="26">
     <w:abstractNumId w:val="35"/>
   </w:num>
-  <w:num w:numId="27" w16cid:durableId="704409349">
+  <w:num w:numId="27">
     <w:abstractNumId w:val="27"/>
   </w:num>
-  <w:num w:numId="28" w16cid:durableId="962421812">
+  <w:num w:numId="28">
     <w:abstractNumId w:val="22"/>
   </w:num>
-  <w:num w:numId="29" w16cid:durableId="2137723200">
+  <w:num w:numId="29">
     <w:abstractNumId w:val="13"/>
   </w:num>
-  <w:num w:numId="30" w16cid:durableId="329337553">
+  <w:num w:numId="30">
     <w:abstractNumId w:val="5"/>
   </w:num>
-  <w:num w:numId="31" w16cid:durableId="1873225767">
+  <w:num w:numId="31">
     <w:abstractNumId w:val="20"/>
   </w:num>
-  <w:num w:numId="32" w16cid:durableId="930822089">
+  <w:num w:numId="32">
     <w:abstractNumId w:val="38"/>
   </w:num>
-  <w:num w:numId="33" w16cid:durableId="1805459981">
+  <w:num w:numId="33">
     <w:abstractNumId w:val="34"/>
   </w:num>
-  <w:num w:numId="34" w16cid:durableId="1538077864">
+  <w:num w:numId="34">
     <w:abstractNumId w:val="18"/>
   </w:num>
-  <w:num w:numId="35" w16cid:durableId="1489247753">
+  <w:num w:numId="35">
     <w:abstractNumId w:val="15"/>
   </w:num>
-  <w:num w:numId="36" w16cid:durableId="1579319088">
+  <w:num w:numId="36">
     <w:abstractNumId w:val="14"/>
   </w:num>
-  <w:num w:numId="37" w16cid:durableId="542984758">
+  <w:num w:numId="37">
     <w:abstractNumId w:val="21"/>
   </w:num>
-  <w:num w:numId="38" w16cid:durableId="2046787319">
+  <w:num w:numId="38">
     <w:abstractNumId w:val="17"/>
   </w:num>
-  <w:num w:numId="39" w16cid:durableId="1506628805">
+  <w:num w:numId="39">
     <w:abstractNumId w:val="30"/>
   </w:num>
 </w:numbering>
 </file>
 
 <file path=word/styles.xml><?xml version="1.0" encoding="utf-8"?>
-<w:styles xmlns:mc="http://schemas.openxmlformats.org/markup-compatibility/2006" xmlns:r="http://schemas.openxmlformats.org/officeDocument/2006/relationships" xmlns:w="http://schemas.openxmlformats.org/wordprocessingml/2006/main" xmlns:w14="http://schemas.microsoft.com/office/word/2010/wordml" xmlns:w15="http://schemas.microsoft.com/office/word/2012/wordml" xmlns:w16cex="http://schemas.microsoft.com/office/word/2018/wordml/cex" xmlns:w16cid="http://schemas.microsoft.com/office/word/2016/wordml/cid" xmlns:w16="http://schemas.microsoft.com/office/word/2018/wordml" xmlns:w16sdtdh="http://schemas.microsoft.com/office/word/2020/wordml/sdtdatahash" xmlns:w16se="http://schemas.microsoft.com/office/word/2015/wordml/symex" mc:Ignorable="w14 w15 w16se w16cid w16 w16cex w16sdtdh">
+<w:styles xmlns:mc="http://schemas.openxmlformats.org/markup-compatibility/2006" xmlns:r="http://schemas.openxmlformats.org/officeDocument/2006/relationships" xmlns:w="http://schemas.openxmlformats.org/wordprocessingml/2006/main" xmlns:w14="http://schemas.microsoft.com/office/word/2010/wordml" xmlns:w15="http://schemas.microsoft.com/office/word/2012/wordml" xmlns:w16cid="http://schemas.microsoft.com/office/word/2016/wordml/cid" xmlns:w16se="http://schemas.microsoft.com/office/word/2015/wordml/symex" mc:Ignorable="w14 w15 w16se w16cid">
   <w:docDefaults>
     <w:rPrDefault>
       <w:rPr>
@@ -13469,7 +13398,7 @@
     </w:rPrDefault>
     <w:pPrDefault/>
   </w:docDefaults>
-  <w:latentStyles w:defLockedState="0" w:defUIPriority="99" w:defSemiHidden="0" w:defUnhideWhenUsed="0" w:defQFormat="0" w:count="376">
+  <w:latentStyles w:defLockedState="0" w:defUIPriority="99" w:defSemiHidden="0" w:defUnhideWhenUsed="0" w:defQFormat="0" w:count="375">
     <w:lsdException w:name="Normal" w:uiPriority="0" w:qFormat="1"/>
     <w:lsdException w:name="heading 1" w:uiPriority="9" w:qFormat="1"/>
     <w:lsdException w:name="heading 2" w:semiHidden="1" w:uiPriority="0" w:unhideWhenUsed="1" w:qFormat="1"/>
@@ -13845,7 +13774,6 @@
     <w:lsdException w:name="Smart Hyperlink" w:semiHidden="1" w:unhideWhenUsed="1"/>
     <w:lsdException w:name="Hashtag" w:semiHidden="1" w:unhideWhenUsed="1"/>
     <w:lsdException w:name="Unresolved Mention" w:semiHidden="1" w:unhideWhenUsed="1"/>
-    <w:lsdException w:name="Smart Link" w:semiHidden="1" w:unhideWhenUsed="1"/>
   </w:latentStyles>
   <w:style w:type="paragraph" w:default="1" w:styleId="Normal">
     <w:name w:val="Normal"/>
@@ -14575,7 +14503,7 @@
 </file>
 
 <file path=customXml/itemProps1.xml><?xml version="1.0" encoding="utf-8"?>
-<ds:datastoreItem xmlns:ds="http://schemas.openxmlformats.org/officeDocument/2006/customXml" ds:itemID="{18CB7966-9592-48B4-8D7A-C10067E4FE88}">
+<ds:datastoreItem xmlns:ds="http://schemas.openxmlformats.org/officeDocument/2006/customXml" ds:itemID="{C5F8EFBC-34D7-4D34-8060-45C7109455F3}">
   <ds:schemaRefs>
     <ds:schemaRef ds:uri="http://schemas.openxmlformats.org/officeDocument/2006/bibliography"/>
   </ds:schemaRefs>
